--- a/Arquitectura de Sistemas Computacionales/Clases/Clase 1 - Introduccion a arquitecturas cloud/Taller Clase 1 — Ficha y boceto CloudLite App.docx
+++ b/Arquitectura de Sistemas Computacionales/Clases/Clase 1 - Introduccion a arquitecturas cloud/Taller Clase 1 — Ficha y boceto CloudLite App.docx
@@ -537,7 +537,7 @@
           <w:color w:val="2B2B2B"/>
           <w:sz w:val="22"/>
         </w:rPr>
-        <w:t>Entrega en ExamLab (examlab.lovable.app/app · módulo Talleres) · domingo 23:59 (regla del Acuerdo). Un envío por equipo.</w:t>
+        <w:t>Entrega en ExamLab (https://examlab.lovable.app/ · módulo Talleres) · domingo 23:59 (regla del Acuerdo). Un envío por equipo.</w:t>
       </w:r>
     </w:p>
     <w:sectPr>

--- a/Arquitectura de Sistemas Computacionales/Clases/Clase 1 - Introduccion a arquitecturas cloud/Taller Clase 1 — Ficha y boceto CloudLite App.docx
+++ b/Arquitectura de Sistemas Computacionales/Clases/Clase 1 - Introduccion a arquitecturas cloud/Taller Clase 1 — Ficha y boceto CloudLite App.docx
@@ -312,7 +312,7 @@
           <w:color w:val="2B2B2B"/>
           <w:sz w:val="22"/>
         </w:rPr>
-        <w:t>Formen equipo de 2–3 (o individual autorizado).</w:t>
+        <w:t>Paso 1: conforme el equipo de 2 o 3 integrantes y registre en la ficha del PI el nombre del equipo mas un rol unico por integrante (responsable de diagramas, responsable de informe, responsable de laboratorio), verificando que ningun integrante tenga dos roles y que el nombre del equipo quede escrito igual en la ficha y en la pregunta 1 del taller de ExamLab.</w:t>
       </w:r>
     </w:p>
     <w:p>
@@ -327,7 +327,7 @@
           <w:color w:val="2B2B2B"/>
           <w:sz w:val="22"/>
         </w:rPr>
-        <w:t>Elijan dominio concreto (no «red social genérica»).</w:t>
+        <w:t>Paso 2: elija un dominio concreto entre AgendaU, BiblioLite, InventarioLab, TurnosClinica o EventosCampus (o uno propio del mismo tamano) y escriba el problema en exactamente 3 frases: quien sufre el problema, como se resuelve hoy sin CloudLite y una cifra medible del dolor (por ejemplo 40 correos por semana para cuadrar 12 asesorias), verificando que en ninguna de las 3 frases aparezca una expresion generica como app de la universidad o red social; el resultado queda en la seccion 1 Dominio y problema del informe del PI.</w:t>
       </w:r>
     </w:p>
     <w:p>
@@ -342,7 +342,7 @@
           <w:color w:val="2B2B2B"/>
           <w:sz w:val="22"/>
         </w:rPr>
-        <w:t>Escriban: problema (2–3 frases), 3–5 capacidades, 2–3 actores.</w:t>
+        <w:t>Paso 3: liste exactamente 4 capacidades con la forma verbo mas objeto de negocio (reservar cita, publicar cupo, cancelar reserva, notificar recordatorio), 3 actores humanos con lo que espera cada uno y 3 elementos de fuera de alcance, verificando que ninguna capacidad nombre tecnologia (nada de usar PostgreSQL ni desplegar en Docker) y que las 4 capacidades se lean como frases del negocio; queda en la seccion 1 del informe y se pega tal cual en la pregunta 1 de ExamLab.</w:t>
       </w:r>
     </w:p>
     <w:p>
@@ -357,7 +357,7 @@
           <w:color w:val="2B2B2B"/>
           <w:sz w:val="22"/>
         </w:rPr>
-        <w:t>En Excalidraw o draw.io: diagrama **C4 Context** (CloudLite + actores + sistemas externos).</w:t>
+        <w:t>Paso 4: escriba en la pregunta de tipo diagrama de ExamLab el C4 Context en Mermaid con exactamente 1 System para CloudLite, 2 Person, 2 System_Ext y 5 relaciones etiquetadas con verbo de negocio y protocolo, verificando al renderizar dentro de la plataforma que no aparezca ninguna caja interna (ni base de datos ni API ni worker, eso es Clase 4) y que cada flecha se lea en voz alta como una frase completa.</w:t>
       </w:r>
     </w:p>
     <w:p>
@@ -372,7 +372,7 @@
           <w:color w:val="2B2B2B"/>
           <w:sz w:val="22"/>
         </w:rPr>
-        <w:t>Entrega en **ExamLab** (Talleres): Doc/enlace con ficha + PNG del diagrama (domingo 23:59).</w:t>
+        <w:t>Paso 5: resuelva la tabla comparativa de 4 filas nube frente a on-premise, cierre con el veredicto de 2 frases que sera la entrada del ADR-001 de la Clase 2, y suba a ExamLab (modulo Talleres) las 5 preguntas resueltas antes del domingo 23:59, verificando que la ficha, el diagrama renderizado y el veredicto usen exactamente los mismos nombres de actores y de sistemas externos.</w:t>
       </w:r>
     </w:p>
     <w:p>
@@ -538,6 +538,241 @@
           <w:sz w:val="22"/>
         </w:rPr>
         <w:t>Entrega en ExamLab (https://examlab.lovable.app/ · módulo Talleres) · domingo 23:59 (regla del Acuerdo). Un envío por equipo.</w:t>
+      </w:r>
+    </w:p>
+    <w:p>
+      <w:pPr>
+        <w:spacing w:after="120" w:before="0"/>
+        <w:jc w:val="left"/>
+      </w:pPr>
+      <w:r>
+        <w:rPr>
+          <w:rFonts w:ascii="Calibri" w:hAnsi="Calibri" w:eastAsia="Calibri"/>
+          <w:b/>
+          <w:color w:val="095292"/>
+          <w:sz w:val="24"/>
+        </w:rPr>
+        <w:t>10. Que vas a resolver en ExamLab</w:t>
+      </w:r>
+    </w:p>
+    <w:p>
+      <w:pPr>
+        <w:spacing w:after="120" w:before="0"/>
+        <w:jc w:val="left"/>
+      </w:pPr>
+      <w:r>
+        <w:rPr>
+          <w:rFonts w:ascii="Calibri" w:hAnsi="Calibri" w:eastAsia="Calibri"/>
+          <w:b w:val="0"/>
+          <w:color w:val="2B2B2B"/>
+          <w:sz w:val="22"/>
+        </w:rPr>
+        <w:t>El estudiante sale con el dominio de CloudLite cerrado en una ficha de 6 bloques y con el diagrama C4 Context renderizado dentro de ExamLab, que es la semilla de todos los diagramas del semestre.</w:t>
+      </w:r>
+    </w:p>
+    <w:p>
+      <w:pPr>
+        <w:spacing w:after="120" w:before="0"/>
+        <w:jc w:val="left"/>
+      </w:pPr>
+      <w:r>
+        <w:rPr>
+          <w:rFonts w:ascii="Calibri" w:hAnsi="Calibri" w:eastAsia="Calibri"/>
+          <w:b w:val="0"/>
+          <w:color w:val="2B2B2B"/>
+          <w:sz w:val="22"/>
+        </w:rPr>
+        <w:t>El taller se resuelve y se entrega en ExamLab (https://examlab.lovable.app/), en el modulo Talleres. Son 5 preguntas y suman 100 puntos. Lo que sigue es lo que vas a encontrar en cada una, para que sepas de antemano en que forma se responde:</w:t>
+      </w:r>
+    </w:p>
+    <w:p>
+      <w:r>
+        <w:rPr>
+          <w:rFonts w:ascii="Calibri" w:hAnsi="Calibri" w:eastAsia="Calibri"/>
+          <w:b/>
+          <w:color w:val="2B2B2B"/>
+          <w:sz w:val="22"/>
+        </w:rPr>
+        <w:t>Pregunta 1 - Respuesta escrita (20 pts):</w:t>
+      </w:r>
+      <w:r>
+        <w:rPr>
+          <w:rFonts w:ascii="Calibri" w:hAnsi="Calibri" w:eastAsia="Calibri"/>
+          <w:b w:val="0"/>
+          <w:color w:val="2B2B2B"/>
+          <w:sz w:val="22"/>
+        </w:rPr>
+        <w:t xml:space="preserve"> Ficha del PI CloudLite App.</w:t>
+      </w:r>
+    </w:p>
+    <w:p>
+      <w:pPr>
+        <w:pStyle w:val="ListBullet"/>
+        <w:spacing w:after="40"/>
+      </w:pPr>
+      <w:r>
+        <w:rPr>
+          <w:rFonts w:ascii="Calibri" w:hAnsi="Calibri" w:eastAsia="Calibri"/>
+          <w:b w:val="0"/>
+          <w:color w:val="2B2B2B"/>
+          <w:sz w:val="22"/>
+        </w:rPr>
+        <w:t>Un cuadro de texto. Se escribe directamente en la plataforma; no se sube archivo.</w:t>
+      </w:r>
+    </w:p>
+    <w:p>
+      <w:r>
+        <w:rPr>
+          <w:rFonts w:ascii="Calibri" w:hAnsi="Calibri" w:eastAsia="Calibri"/>
+          <w:b/>
+          <w:color w:val="2B2B2B"/>
+          <w:sz w:val="22"/>
+        </w:rPr>
+        <w:t>Pregunta 2 - Diagrama (Mermaid) (35 pts):</w:t>
+      </w:r>
+      <w:r>
+        <w:rPr>
+          <w:rFonts w:ascii="Calibri" w:hAnsi="Calibri" w:eastAsia="Calibri"/>
+          <w:b w:val="0"/>
+          <w:color w:val="2B2B2B"/>
+          <w:sz w:val="22"/>
+        </w:rPr>
+        <w:t xml:space="preserve"> C4 Context de CloudLite App.</w:t>
+      </w:r>
+    </w:p>
+    <w:p>
+      <w:pPr>
+        <w:pStyle w:val="ListBullet"/>
+        <w:spacing w:after="40"/>
+      </w:pPr>
+      <w:r>
+        <w:rPr>
+          <w:rFonts w:ascii="Calibri" w:hAnsi="Calibri" w:eastAsia="Calibri"/>
+          <w:b w:val="0"/>
+          <w:color w:val="2B2B2B"/>
+          <w:sz w:val="22"/>
+        </w:rPr>
+        <w:t>El diagrama se escribe como texto en sintaxis Mermaid y la plataforma lo dibuja al instante. No hay que exportar imagenes ni salir a otra herramienta.</w:t>
+      </w:r>
+    </w:p>
+    <w:p>
+      <w:r>
+        <w:rPr>
+          <w:rFonts w:ascii="Calibri" w:hAnsi="Calibri" w:eastAsia="Calibri"/>
+          <w:b/>
+          <w:color w:val="2B2B2B"/>
+          <w:sz w:val="22"/>
+        </w:rPr>
+        <w:t>Pregunta 3 - Seleccion multiple (15 pts):</w:t>
+      </w:r>
+      <w:r>
+        <w:rPr>
+          <w:rFonts w:ascii="Calibri" w:hAnsi="Calibri" w:eastAsia="Calibri"/>
+          <w:b w:val="0"/>
+          <w:color w:val="2B2B2B"/>
+          <w:sz w:val="22"/>
+        </w:rPr>
+        <w:t xml:space="preserve"> Nube y on-premise: que es cierto.</w:t>
+      </w:r>
+    </w:p>
+    <w:p>
+      <w:pPr>
+        <w:pStyle w:val="ListBullet"/>
+        <w:spacing w:after="40"/>
+      </w:pPr>
+      <w:r>
+        <w:rPr>
+          <w:rFonts w:ascii="Calibri" w:hAnsi="Calibri" w:eastAsia="Calibri"/>
+          <w:b w:val="0"/>
+          <w:color w:val="2B2B2B"/>
+          <w:sz w:val="22"/>
+        </w:rPr>
+        <w:t>Varias opciones y mas de una correcta; marque todas las que apliquen.</w:t>
+      </w:r>
+    </w:p>
+    <w:p>
+      <w:r>
+        <w:rPr>
+          <w:rFonts w:ascii="Calibri" w:hAnsi="Calibri" w:eastAsia="Calibri"/>
+          <w:b/>
+          <w:color w:val="2B2B2B"/>
+          <w:sz w:val="22"/>
+        </w:rPr>
+        <w:t>Pregunta 4 - Respuesta escrita (20 pts):</w:t>
+      </w:r>
+      <w:r>
+        <w:rPr>
+          <w:rFonts w:ascii="Calibri" w:hAnsi="Calibri" w:eastAsia="Calibri"/>
+          <w:b w:val="0"/>
+          <w:color w:val="2B2B2B"/>
+          <w:sz w:val="22"/>
+        </w:rPr>
+        <w:t xml:space="preserve"> Nube u on-premise para CloudLite.</w:t>
+      </w:r>
+    </w:p>
+    <w:p>
+      <w:pPr>
+        <w:pStyle w:val="ListBullet"/>
+        <w:spacing w:after="40"/>
+      </w:pPr>
+      <w:r>
+        <w:rPr>
+          <w:rFonts w:ascii="Calibri" w:hAnsi="Calibri" w:eastAsia="Calibri"/>
+          <w:b w:val="0"/>
+          <w:color w:val="2B2B2B"/>
+          <w:sz w:val="22"/>
+        </w:rPr>
+        <w:t>Un cuadro de texto. Se escribe directamente en la plataforma; no se sube archivo.</w:t>
+      </w:r>
+    </w:p>
+    <w:p>
+      <w:r>
+        <w:rPr>
+          <w:rFonts w:ascii="Calibri" w:hAnsi="Calibri" w:eastAsia="Calibri"/>
+          <w:b/>
+          <w:color w:val="2B2B2B"/>
+          <w:sz w:val="22"/>
+        </w:rPr>
+        <w:t>Pregunta 5 - Seleccion unica (10 pts):</w:t>
+      </w:r>
+      <w:r>
+        <w:rPr>
+          <w:rFonts w:ascii="Calibri" w:hAnsi="Calibri" w:eastAsia="Calibri"/>
+          <w:b w:val="0"/>
+          <w:color w:val="2B2B2B"/>
+          <w:sz w:val="22"/>
+        </w:rPr>
+        <w:t xml:space="preserve"> Nivel del modelo C4.</w:t>
+      </w:r>
+    </w:p>
+    <w:p>
+      <w:pPr>
+        <w:pStyle w:val="ListBullet"/>
+        <w:spacing w:after="40"/>
+      </w:pPr>
+      <w:r>
+        <w:rPr>
+          <w:rFonts w:ascii="Calibri" w:hAnsi="Calibri" w:eastAsia="Calibri"/>
+          <w:b w:val="0"/>
+          <w:color w:val="2B2B2B"/>
+          <w:sz w:val="22"/>
+        </w:rPr>
+        <w:t>Varias opciones, una sola correcta.</w:t>
+      </w:r>
+    </w:p>
+    <w:p>
+      <w:pPr>
+        <w:spacing w:after="120" w:before="0"/>
+        <w:jc w:val="left"/>
+      </w:pPr>
+      <w:r>
+        <w:rPr>
+          <w:rFonts w:ascii="Calibri" w:hAnsi="Calibri" w:eastAsia="Calibri"/>
+          <w:b w:val="0"/>
+          <w:color w:val="2B2B2B"/>
+          <w:sz w:val="22"/>
+        </w:rPr>
+        <w:t>Cada pregunta trae su propio enunciado completo dentro de la plataforma: puedes resolver el taller leyendo solo ExamLab. Este documento sirve para prepararte y para trabajar en equipo antes de responder.</w:t>
       </w:r>
     </w:p>
     <w:sectPr>

--- a/Arquitectura de Sistemas Computacionales/Clases/Clase 1 - Introduccion a arquitecturas cloud/Taller Clase 1 — Ficha y boceto CloudLite App.docx
+++ b/Arquitectura de Sistemas Computacionales/Clases/Clase 1 - Introduccion a arquitecturas cloud/Taller Clase 1 — Ficha y boceto CloudLite App.docx
@@ -206,7 +206,7 @@
           <w:color w:val="2B2B2B"/>
           <w:sz w:val="22"/>
         </w:rPr>
-        <w:t>Equipo 2-3 (o individual). Elegir un dominio concreto.</w:t>
+        <w:t>Actividad individual. Elegir un dominio concreto.</w:t>
       </w:r>
     </w:p>
     <w:p>
@@ -236,7 +236,7 @@
           <w:color w:val="2B2B2B"/>
           <w:sz w:val="22"/>
         </w:rPr>
-        <w:t>Plantilla ficha: DOMINIO · PROBLEMA · ACTORES · CAPACIDADES · FUERA DE ALCANCE.</w:t>
+        <w:t>Plantilla ficha: DOMINIO · PROBLEMA · CAPACIDADES · ACTORES · SISTEMAS EXTERNOS · FUERA DE ALCANCE.</w:t>
       </w:r>
     </w:p>
     <w:p>
@@ -312,7 +312,7 @@
           <w:color w:val="2B2B2B"/>
           <w:sz w:val="22"/>
         </w:rPr>
-        <w:t>Paso 1: conforme el equipo de 2 o 3 integrantes y registre en la ficha del PI el nombre del equipo mas un rol unico por integrante (responsable de diagramas, responsable de informe, responsable de laboratorio), verificando que ningun integrante tenga dos roles y que el nombre del equipo quede escrito igual en la ficha y en la pregunta 1 del taller de ExamLab.</w:t>
+        <w:t>Paso 1: elija un dominio concreto entre AgendaU, BiblioLite, InventarioLab, TurnosClinica o EventosCampus (o uno propio del mismo tamano) y escriba el problema en exactamente 3 frases: quien sufre el problema, como se resuelve hoy sin CloudLite y una cifra medible del dolor (por ejemplo 40 correos por semana para cuadrar 12 asesorias), verificando que en ninguna de las 3 frases aparezca una expresion generica como app de la universidad o red social; el resultado queda en la seccion 1 Dominio y problema del informe del PI.</w:t>
       </w:r>
     </w:p>
     <w:p>
@@ -327,7 +327,7 @@
           <w:color w:val="2B2B2B"/>
           <w:sz w:val="22"/>
         </w:rPr>
-        <w:t>Paso 2: elija un dominio concreto entre AgendaU, BiblioLite, InventarioLab, TurnosClinica o EventosCampus (o uno propio del mismo tamano) y escriba el problema en exactamente 3 frases: quien sufre el problema, como se resuelve hoy sin CloudLite y una cifra medible del dolor (por ejemplo 40 correos por semana para cuadrar 12 asesorias), verificando que en ninguna de las 3 frases aparezca una expresion generica como app de la universidad o red social; el resultado queda en la seccion 1 Dominio y problema del informe del PI.</w:t>
+        <w:t>Paso 2: liste exactamente 4 capacidades con la forma verbo mas objeto de negocio (reservar cita, publicar cupo, cancelar reserva, notificar recordatorio), 3 actores humanos con lo que espera cada uno, 2 o 3 sistemas externos con los que CloudLite intercambia informacion (por ejemplo proveedor de identidad, correo transaccional o pasarela de pagos) y 3 elementos de fuera de alcance, verificando que ninguna capacidad nombre tecnologia (nada de usar PostgreSQL ni desplegar en Docker) y que las 4 capacidades se lean como frases del negocio; queda en la seccion 1 del informe y se pega tal cual en la pregunta 1 de ExamLab.</w:t>
       </w:r>
     </w:p>
     <w:p>
@@ -342,7 +342,7 @@
           <w:color w:val="2B2B2B"/>
           <w:sz w:val="22"/>
         </w:rPr>
-        <w:t>Paso 3: liste exactamente 4 capacidades con la forma verbo mas objeto de negocio (reservar cita, publicar cupo, cancelar reserva, notificar recordatorio), 3 actores humanos con lo que espera cada uno y 3 elementos de fuera de alcance, verificando que ninguna capacidad nombre tecnologia (nada de usar PostgreSQL ni desplegar en Docker) y que las 4 capacidades se lean como frases del negocio; queda en la seccion 1 del informe y se pega tal cual en la pregunta 1 de ExamLab.</w:t>
+        <w:t>Paso 3: escriba en la pregunta de tipo diagrama de ExamLab el C4 Context en Mermaid con exactamente 1 System para CloudLite, 2 Person, 2 System_Ext y 5 relaciones etiquetadas con verbo de negocio y protocolo, verificando al renderizar dentro de la plataforma que no aparezca ninguna caja interna (ni base de datos ni API ni worker, eso es Clase 4) y que cada flecha se lea en voz alta como una frase completa.</w:t>
       </w:r>
     </w:p>
     <w:p>
@@ -357,22 +357,7 @@
           <w:color w:val="2B2B2B"/>
           <w:sz w:val="22"/>
         </w:rPr>
-        <w:t>Paso 4: escriba en la pregunta de tipo diagrama de ExamLab el C4 Context en Mermaid con exactamente 1 System para CloudLite, 2 Person, 2 System_Ext y 5 relaciones etiquetadas con verbo de negocio y protocolo, verificando al renderizar dentro de la plataforma que no aparezca ninguna caja interna (ni base de datos ni API ni worker, eso es Clase 4) y que cada flecha se lea en voz alta como una frase completa.</w:t>
-      </w:r>
-    </w:p>
-    <w:p>
-      <w:pPr>
-        <w:pStyle w:val="ListBullet"/>
-        <w:spacing w:after="40"/>
-      </w:pPr>
-      <w:r>
-        <w:rPr>
-          <w:rFonts w:ascii="Calibri" w:hAnsi="Calibri" w:eastAsia="Calibri"/>
-          <w:b w:val="0"/>
-          <w:color w:val="2B2B2B"/>
-          <w:sz w:val="22"/>
-        </w:rPr>
-        <w:t>Paso 5: resuelva la tabla comparativa de 4 filas nube frente a on-premise, cierre con el veredicto de 2 frases que sera la entrada del ADR-001 de la Clase 2, y suba a ExamLab (modulo Talleres) las 5 preguntas resueltas antes del domingo 23:59, verificando que la ficha, el diagrama renderizado y el veredicto usen exactamente los mismos nombres de actores y de sistemas externos.</w:t>
+        <w:t>Paso 4: resuelva la tabla comparativa de 4 filas nube frente a on-premise, cierre con el veredicto de 2 frases que sera la entrada del ADR-001 de la Clase 2, y suba a ExamLab (modulo Talleres) las 5 preguntas resueltas antes del domingo 23:59, verificando que la ficha, el diagrama renderizado y el veredicto usen exactamente los mismos nombres de actores y de sistemas externos.</w:t>
       </w:r>
     </w:p>
     <w:p>
@@ -417,7 +402,7 @@
           <w:color w:val="2B2B2B"/>
           <w:sz w:val="22"/>
         </w:rPr>
-        <w:t>Cualquier integrante puede explicar la decisión en 60 segundos.</w:t>
+        <w:t>El estudiante puede explicar su decisión en 60 segundos.</w:t>
       </w:r>
     </w:p>
     <w:p>
@@ -507,6 +492,21 @@
           <w:color w:val="2B2B2B"/>
           <w:sz w:val="22"/>
         </w:rPr>
+        <w:t>☐ ¿Los 2-3 sistemas externos coinciden con los System_Ext del diagrama C4?</w:t>
+      </w:r>
+    </w:p>
+    <w:p>
+      <w:pPr>
+        <w:pStyle w:val="ListBullet"/>
+        <w:spacing w:after="40"/>
+      </w:pPr>
+      <w:r>
+        <w:rPr>
+          <w:rFonts w:ascii="Calibri" w:hAnsi="Calibri" w:eastAsia="Calibri"/>
+          <w:b w:val="0"/>
+          <w:color w:val="2B2B2B"/>
+          <w:sz w:val="22"/>
+        </w:rPr>
         <w:t>☐ ¿Fuera de alcance está escrito (que NO haran hoy)?</w:t>
       </w:r>
     </w:p>
@@ -537,7 +537,23 @@
           <w:color w:val="2B2B2B"/>
           <w:sz w:val="22"/>
         </w:rPr>
-        <w:t>Entrega en ExamLab (https://examlab.lovable.app/ · módulo Talleres) · domingo 23:59 (regla del Acuerdo). Un envío por equipo.</w:t>
+        <w:t>Entrega en ExamLab (https://examlab.lovable.app/ · módulo Talleres) · domingo 23:59 (regla del Acuerdo). Un envío por estudiante.</w:t>
+      </w:r>
+    </w:p>
+    <w:p>
+      <w:pPr>
+        <w:spacing w:after="120" w:before="0"/>
+        <w:jc w:val="left"/>
+        <w:shd w:val="clear" w:fill="E8F4FA"/>
+      </w:pPr>
+      <w:r>
+        <w:rPr>
+          <w:rFonts w:ascii="Calibri" w:hAnsi="Calibri" w:eastAsia="Calibri"/>
+          <w:b w:val="0"/>
+          <w:color w:val="2B2B2B"/>
+          <w:sz w:val="22"/>
+        </w:rPr>
+        <w:t>La entrega oficial se hace respondiendo las preguntas abiertas del taller dentro de ExamLab (https://examlab.lovable.app/). El documento/ficha en Word o Google Docs es opcional, solo para que el estudiante conserve sus respuestas; lo que califica es lo que quede escrito en las preguntas de ExamLab.</w:t>
       </w:r>
     </w:p>
     <w:p>
@@ -772,7 +788,7 @@
           <w:color w:val="2B2B2B"/>
           <w:sz w:val="22"/>
         </w:rPr>
-        <w:t>Cada pregunta trae su propio enunciado completo dentro de la plataforma: puedes resolver el taller leyendo solo ExamLab. Este documento sirve para prepararte y para trabajar en equipo antes de responder.</w:t>
+        <w:t>Cada pregunta trae su propio enunciado completo dentro de la plataforma: puedes resolver el taller leyendo solo ExamLab. Este documento sirve para prepararte y conservar tus respuestas. La actividad es individual; si el docente autoriza trabajo en equipo, la entrega en ExamLab sigue siendo individual.</w:t>
       </w:r>
     </w:p>
     <w:sectPr>

--- a/Arquitectura de Sistemas Computacionales/Clases/Clase 1 - Introduccion a arquitecturas cloud/Taller Clase 1 — Ficha y boceto CloudLite App.docx
+++ b/Arquitectura de Sistemas Computacionales/Clases/Clase 1 - Introduccion a arquitecturas cloud/Taller Clase 1 — Ficha y boceto CloudLite App.docx
@@ -537,7 +537,7 @@
           <w:color w:val="2B2B2B"/>
           <w:sz w:val="22"/>
         </w:rPr>
-        <w:t>Entrega en ExamLab (https://examlab.lovable.app/ · módulo Talleres) · domingo 23:59 (regla del Acuerdo). Un envío por estudiante.</w:t>
+        <w:t>Entrega en ExamLab (https://uniaj.examlab.workers.dev/ · módulo Talleres) · domingo 23:59 (regla del Acuerdo). Un envío por estudiante.</w:t>
       </w:r>
     </w:p>
     <w:p>
@@ -553,7 +553,7 @@
           <w:color w:val="2B2B2B"/>
           <w:sz w:val="22"/>
         </w:rPr>
-        <w:t>La entrega oficial se hace respondiendo las preguntas abiertas del taller dentro de ExamLab (https://examlab.lovable.app/). El documento/ficha en Word o Google Docs es opcional, solo para que el estudiante conserve sus respuestas; lo que califica es lo que quede escrito en las preguntas de ExamLab.</w:t>
+        <w:t>La entrega oficial se hace respondiendo las preguntas abiertas del taller dentro de ExamLab (https://uniaj.examlab.workers.dev/). El documento/ficha en Word o Google Docs es opcional, solo para que el estudiante conserve sus respuestas; lo que califica es lo que quede escrito en las preguntas de ExamLab.</w:t>
       </w:r>
     </w:p>
     <w:p>
@@ -598,7 +598,7 @@
           <w:color w:val="2B2B2B"/>
           <w:sz w:val="22"/>
         </w:rPr>
-        <w:t>El taller se resuelve y se entrega en ExamLab (https://examlab.lovable.app/), en el modulo Talleres. Son 5 preguntas y suman 100 puntos. Lo que sigue es lo que vas a encontrar en cada una, para que sepas de antemano en que forma se responde:</w:t>
+        <w:t>El taller se resuelve y se entrega en ExamLab (https://uniaj.examlab.workers.dev/), en el modulo Talleres. Son 5 preguntas y suman 100 puntos. Lo que sigue es lo que vas a encontrar en cada una, para que sepas de antemano en que forma se responde:</w:t>
       </w:r>
     </w:p>
     <w:p>

--- a/Arquitectura de Sistemas Computacionales/Clases/Clase 1 - Introduccion a arquitecturas cloud/Taller Clase 1 — Ficha y boceto CloudLite App.docx
+++ b/Arquitectura de Sistemas Computacionales/Clases/Clase 1 - Introduccion a arquitecturas cloud/Taller Clase 1 — Ficha y boceto CloudLite App.docx
@@ -176,7 +176,7 @@
           <w:color w:val="2B2B2B"/>
           <w:sz w:val="22"/>
         </w:rPr>
-        <w:t>Ficha PI: dominio, capacidades, actores y boceto C4 Context (Excalidraw/draw.io)</w:t>
+        <w:t>Ficha PI de 6 bloques + C4 Context en Mermaid renderizado en ExamLab (boceto previo en Excalidraw/draw.io)</w:t>
       </w:r>
     </w:p>
     <w:p>
@@ -237,6 +237,75 @@
           <w:sz w:val="22"/>
         </w:rPr>
         <w:t>Plantilla ficha: DOMINIO · PROBLEMA · CAPACIDADES · ACTORES · SISTEMAS EXTERNOS · FUERA DE ALCANCE.</w:t>
+      </w:r>
+    </w:p>
+    <w:p>
+      <w:pPr>
+        <w:pStyle w:val="ListBullet"/>
+        <w:spacing w:after="40"/>
+      </w:pPr>
+      <w:r>
+        <w:rPr>
+          <w:rFonts w:ascii="Calibri" w:hAnsi="Calibri" w:eastAsia="Calibri"/>
+          <w:b w:val="0"/>
+          <w:color w:val="2B2B2B"/>
+          <w:sz w:val="22"/>
+        </w:rPr>
+        <w:t xml:space="preserve">Diagrama: boceto visual en </w:t>
+      </w:r>
+      <w:r>
+        <w:rPr>
+          <w:rFonts w:ascii="Calibri" w:hAnsi="Calibri" w:eastAsia="Calibri"/>
+          <w:b/>
+          <w:color w:val="2B2B2B"/>
+          <w:sz w:val="22"/>
+        </w:rPr>
+        <w:t>Excalidraw o draw.io</w:t>
+      </w:r>
+      <w:r>
+        <w:rPr>
+          <w:rFonts w:ascii="Calibri" w:hAnsi="Calibri" w:eastAsia="Calibri"/>
+          <w:b w:val="0"/>
+          <w:color w:val="2B2B2B"/>
+          <w:sz w:val="22"/>
+        </w:rPr>
+        <w:t xml:space="preserve"> → conversión a </w:t>
+      </w:r>
+      <w:r>
+        <w:rPr>
+          <w:rFonts w:ascii="Calibri" w:hAnsi="Calibri" w:eastAsia="Calibri"/>
+          <w:b/>
+          <w:color w:val="2B2B2B"/>
+          <w:sz w:val="22"/>
+        </w:rPr>
+        <w:t>Mermaid (C4Context)</w:t>
+      </w:r>
+      <w:r>
+        <w:rPr>
+          <w:rFonts w:ascii="Calibri" w:hAnsi="Calibri" w:eastAsia="Calibri"/>
+          <w:b w:val="0"/>
+          <w:color w:val="2B2B2B"/>
+          <w:sz w:val="22"/>
+        </w:rPr>
+        <w:t xml:space="preserve"> con ayuda de una IA → pegar y </w:t>
+      </w:r>
+      <w:r>
+        <w:rPr>
+          <w:rFonts w:ascii="Calibri" w:hAnsi="Calibri" w:eastAsia="Calibri"/>
+          <w:b/>
+          <w:color w:val="2B2B2B"/>
+          <w:sz w:val="22"/>
+        </w:rPr>
+        <w:t>renderizar en ExamLab</w:t>
+      </w:r>
+      <w:r>
+        <w:rPr>
+          <w:rFonts w:ascii="Calibri" w:hAnsi="Calibri" w:eastAsia="Calibri"/>
+          <w:b w:val="0"/>
+          <w:color w:val="2B2B2B"/>
+          <w:sz w:val="22"/>
+        </w:rPr>
+        <w:t>.</w:t>
       </w:r>
     </w:p>
     <w:p>
@@ -342,7 +411,7 @@
           <w:color w:val="2B2B2B"/>
           <w:sz w:val="22"/>
         </w:rPr>
-        <w:t>Paso 3: escriba en la pregunta de tipo diagrama de ExamLab el C4 Context en Mermaid con exactamente 1 System para CloudLite, 2 Person, 2 System_Ext y 5 relaciones etiquetadas con verbo de negocio y protocolo, verificando al renderizar dentro de la plataforma que no aparezca ninguna caja interna (ni base de datos ni API ni worker, eso es Clase 4) y que cada flecha se lea en voz alta como una frase completa.</w:t>
+        <w:t>Paso 3: dibuje primero el boceto del C4 Context en Excalidraw o draw.io, que es donde se piensa el modelo, y despues pidale a una IA que lo traduzca a Mermaid («convierte este diagrama a Mermaid usando C4Context»); pegue ese codigo en la pregunta de tipo diagrama de ExamLab y verifique que renderice ahi mismo, con exactamente 1 System para CloudLite, 2 Person, 2 System_Ext y 5 relaciones etiquetadas con verbo de negocio y protocolo, verificando en el diagrama ya renderizado que no aparezca ninguna caja interna (ni base de datos ni API ni worker, eso es Clase 4) y que cada flecha se lea en voz alta como una frase completa.</w:t>
       </w:r>
     </w:p>
     <w:p>
@@ -493,6 +562,21 @@
           <w:sz w:val="22"/>
         </w:rPr>
         <w:t>☐ ¿Los 2-3 sistemas externos coinciden con los System_Ext del diagrama C4?</w:t>
+      </w:r>
+    </w:p>
+    <w:p>
+      <w:pPr>
+        <w:pStyle w:val="ListBullet"/>
+        <w:spacing w:after="40"/>
+      </w:pPr>
+      <w:r>
+        <w:rPr>
+          <w:rFonts w:ascii="Calibri" w:hAnsi="Calibri" w:eastAsia="Calibri"/>
+          <w:b w:val="0"/>
+          <w:color w:val="2B2B2B"/>
+          <w:sz w:val="22"/>
+        </w:rPr>
+        <w:t>☐ ¿El diagrama quedó pegado como Mermaid y renderizado en ExamLab (no solo como imagen)?</w:t>
       </w:r>
     </w:p>
     <w:p>
@@ -668,7 +752,7 @@
           <w:color w:val="2B2B2B"/>
           <w:sz w:val="22"/>
         </w:rPr>
-        <w:t>El diagrama se escribe como texto en sintaxis Mermaid y la plataforma lo dibuja al instante. No hay que exportar imagenes ni salir a otra herramienta.</w:t>
+        <w:t>El diagrama se escribe como texto en sintaxis Mermaid y la plataforma lo dibuja al instante: no se sube una imagen. Puedes disenarlo primero a mano en Excalidraw o draw.io y pedirle a una IA que lo traduzca a Mermaid (ver «Del boceto al codigo Mermaid» mas abajo).</w:t>
       </w:r>
     </w:p>
     <w:p>
@@ -774,6 +858,131 @@
           <w:sz w:val="22"/>
         </w:rPr>
         <w:t>Varias opciones, una sola correcta.</w:t>
+      </w:r>
+    </w:p>
+    <w:p>
+      <w:pPr>
+        <w:spacing w:after="120" w:before="0"/>
+        <w:jc w:val="left"/>
+      </w:pPr>
+      <w:r>
+        <w:rPr>
+          <w:rFonts w:ascii="Calibri" w:hAnsi="Calibri" w:eastAsia="Calibri"/>
+          <w:b/>
+          <w:color w:val="095292"/>
+          <w:sz w:val="22"/>
+        </w:rPr>
+        <w:t>Del boceto al codigo Mermaid</w:t>
+      </w:r>
+    </w:p>
+    <w:p>
+      <w:pPr>
+        <w:spacing w:after="120" w:before="0"/>
+        <w:jc w:val="left"/>
+      </w:pPr>
+      <w:r>
+        <w:rPr>
+          <w:rFonts w:ascii="Calibri" w:hAnsi="Calibri" w:eastAsia="Calibri"/>
+          <w:b w:val="0"/>
+          <w:color w:val="2B2B2B"/>
+          <w:sz w:val="22"/>
+        </w:rPr>
+        <w:t>La pregunta de diagrama NO recibe imagenes: se responde con codigo Mermaid (`C4Context`) que la plataforma dibuja al instante. No tienes que escribirlo de memoria; el camino corto es este:</w:t>
+      </w:r>
+    </w:p>
+    <w:p>
+      <w:r>
+        <w:rPr>
+          <w:rFonts w:ascii="Calibri" w:hAnsi="Calibri" w:eastAsia="Calibri"/>
+          <w:b/>
+          <w:color w:val="2B2B2B"/>
+          <w:sz w:val="22"/>
+        </w:rPr>
+        <w:t>1. Disena visual:</w:t>
+      </w:r>
+      <w:r>
+        <w:rPr>
+          <w:rFonts w:ascii="Calibri" w:hAnsi="Calibri" w:eastAsia="Calibri"/>
+          <w:b w:val="0"/>
+          <w:color w:val="2B2B2B"/>
+          <w:sz w:val="22"/>
+        </w:rPr>
+        <w:t xml:space="preserve"> Dibuja el diagrama como quieras en Excalidraw o draw.io: es mas rapido arrastrar cajas que escribir codigo, y ahi es donde piensas el modelo.</w:t>
+      </w:r>
+    </w:p>
+    <w:p>
+      <w:r>
+        <w:rPr>
+          <w:rFonts w:ascii="Calibri" w:hAnsi="Calibri" w:eastAsia="Calibri"/>
+          <w:b/>
+          <w:color w:val="2B2B2B"/>
+          <w:sz w:val="22"/>
+        </w:rPr>
+        <w:t>2. Traduce con IA:</w:t>
+      </w:r>
+      <w:r>
+        <w:rPr>
+          <w:rFonts w:ascii="Calibri" w:hAnsi="Calibri" w:eastAsia="Calibri"/>
+          <w:b w:val="0"/>
+          <w:color w:val="2B2B2B"/>
+          <w:sz w:val="22"/>
+        </w:rPr>
+        <w:t xml:space="preserve"> Copia o describe tu boceto a una IA y pidele el codigo Mermaid: «convierte este diagrama a Mermaid usando `C4Context`». Revisa el resultado: la IA acierta la sintaxis, no tu modelo.</w:t>
+      </w:r>
+    </w:p>
+    <w:p>
+      <w:r>
+        <w:rPr>
+          <w:rFonts w:ascii="Calibri" w:hAnsi="Calibri" w:eastAsia="Calibri"/>
+          <w:b/>
+          <w:color w:val="2B2B2B"/>
+          <w:sz w:val="22"/>
+        </w:rPr>
+        <w:t>3. Pega y renderiza en ExamLab:</w:t>
+      </w:r>
+      <w:r>
+        <w:rPr>
+          <w:rFonts w:ascii="Calibri" w:hAnsi="Calibri" w:eastAsia="Calibri"/>
+          <w:b w:val="0"/>
+          <w:color w:val="2B2B2B"/>
+          <w:sz w:val="22"/>
+        </w:rPr>
+        <w:t xml:space="preserve"> Pega ese codigo en la caja de texto de la pregunta y mira como lo dibuja la plataforma. Si no renderiza, corrige ahi mismo: lo que se califica es el diagrama renderizado dentro de ExamLab.</w:t>
+      </w:r>
+    </w:p>
+    <w:p>
+      <w:r>
+        <w:rPr>
+          <w:rFonts w:ascii="Calibri" w:hAnsi="Calibri" w:eastAsia="Calibri"/>
+          <w:b/>
+          <w:color w:val="2B2B2B"/>
+          <w:sz w:val="22"/>
+        </w:rPr>
+        <w:t>4. Guarda el PNG para tu PI:</w:t>
+      </w:r>
+      <w:r>
+        <w:rPr>
+          <w:rFonts w:ascii="Calibri" w:hAnsi="Calibri" w:eastAsia="Calibri"/>
+          <w:b w:val="0"/>
+          <w:color w:val="2B2B2B"/>
+          <w:sz w:val="22"/>
+        </w:rPr>
+        <w:t xml:space="preserve"> Exporta tambien la imagen a la carpeta de tu Proyecto Integrador. Esa copia es para tu informe; no reemplaza la respuesta en la plataforma.</w:t>
+      </w:r>
+    </w:p>
+    <w:p>
+      <w:pPr>
+        <w:spacing w:after="120" w:before="0"/>
+        <w:jc w:val="left"/>
+      </w:pPr>
+      <w:r>
+        <w:rPr>
+          <w:rFonts w:ascii="Calibri" w:hAnsi="Calibri" w:eastAsia="Calibri"/>
+          <w:b w:val="0"/>
+          <w:color w:val="2B2B2B"/>
+          <w:sz w:val="22"/>
+        </w:rPr>
+        <w:t>Si la IA te devuelve algo que no renderiza, no lo pegues tal cual: corrigelo en ExamLab hasta ver el dibujo. Un diagrama que no renderiza no se puede calificar.</w:t>
       </w:r>
     </w:p>
     <w:p>

--- a/Arquitectura de Sistemas Computacionales/Clases/Clase 1 - Introduccion a arquitecturas cloud/Taller Clase 1 — Ficha y boceto CloudLite App.docx
+++ b/Arquitectura de Sistemas Computacionales/Clases/Clase 1 - Introduccion a arquitecturas cloud/Taller Clase 1 — Ficha y boceto CloudLite App.docx
@@ -636,7 +636,202 @@
           <w:color w:val="095292"/>
           <w:sz w:val="24"/>
         </w:rPr>
-        <w:t>9. Entrega</w:t>
+        <w:t>9. Dudas frecuentes (lee esto antes de preguntar)</w:t>
+      </w:r>
+    </w:p>
+    <w:p>
+      <w:pPr>
+        <w:spacing w:after="40" w:before="0"/>
+        <w:jc w:val="left"/>
+      </w:pPr>
+      <w:r>
+        <w:rPr>
+          <w:rFonts w:ascii="Calibri" w:hAnsi="Calibri" w:eastAsia="Calibri"/>
+          <w:b/>
+          <w:color w:val="2B2B2B"/>
+          <w:sz w:val="21"/>
+        </w:rPr>
+        <w:t>¿Tengo que escribir el diagrama a mano en Mermaid?</w:t>
+      </w:r>
+    </w:p>
+    <w:p>
+      <w:pPr>
+        <w:spacing w:after="120" w:before="0"/>
+        <w:jc w:val="left"/>
+      </w:pPr>
+      <w:r>
+        <w:rPr>
+          <w:rFonts w:ascii="Calibri" w:hAnsi="Calibri" w:eastAsia="Calibri"/>
+          <w:b w:val="0"/>
+          <w:color w:val="2B2B2B"/>
+          <w:sz w:val="21"/>
+        </w:rPr>
+        <w:t>No. Dibújalo en Excalidraw o draw.io y pide a una IA que lo traduzca a Mermaid; tú revisas el resultado y lo pegas en ExamLab. Lo que se califica es el diagrama renderizado en la plataforma, no la imagen.</w:t>
+      </w:r>
+    </w:p>
+    <w:p>
+      <w:pPr>
+        <w:spacing w:after="40" w:before="0"/>
+        <w:jc w:val="left"/>
+      </w:pPr>
+      <w:r>
+        <w:rPr>
+          <w:rFonts w:ascii="Calibri" w:hAnsi="Calibri" w:eastAsia="Calibri"/>
+          <w:b/>
+          <w:color w:val="2B2B2B"/>
+          <w:sz w:val="21"/>
+        </w:rPr>
+        <w:t>¿Por qué mi diagrama no puede llevar la base de datos?</w:t>
+      </w:r>
+    </w:p>
+    <w:p>
+      <w:pPr>
+        <w:spacing w:after="120" w:before="0"/>
+        <w:jc w:val="left"/>
+      </w:pPr>
+      <w:r>
+        <w:rPr>
+          <w:rFonts w:ascii="Calibri" w:hAnsi="Calibri" w:eastAsia="Calibri"/>
+          <w:b w:val="0"/>
+          <w:color w:val="2B2B2B"/>
+          <w:sz w:val="21"/>
+        </w:rPr>
+        <w:t>Porque hoy entregas el nivel Context, donde el sistema es una sola caja negra. La base de datos y la API aparecen en el nivel Container, que es el entregable de la Clase 4.</w:t>
+      </w:r>
+    </w:p>
+    <w:p>
+      <w:pPr>
+        <w:spacing w:after="40" w:before="0"/>
+        <w:jc w:val="left"/>
+      </w:pPr>
+      <w:r>
+        <w:rPr>
+          <w:rFonts w:ascii="Calibri" w:hAnsi="Calibri" w:eastAsia="Calibri"/>
+          <w:b/>
+          <w:color w:val="2B2B2B"/>
+          <w:sz w:val="21"/>
+        </w:rPr>
+        <w:t>¿Cuántas cajas debe tener el diagrama?</w:t>
+      </w:r>
+    </w:p>
+    <w:p>
+      <w:pPr>
+        <w:spacing w:after="120" w:before="0"/>
+        <w:jc w:val="left"/>
+      </w:pPr>
+      <w:r>
+        <w:rPr>
+          <w:rFonts w:ascii="Calibri" w:hAnsi="Calibri" w:eastAsia="Calibri"/>
+          <w:b w:val="0"/>
+          <w:color w:val="2B2B2B"/>
+          <w:sz w:val="21"/>
+        </w:rPr>
+        <w:t>Entre cuatro y ocho elementos en total. Si tienes veinte, es casi seguro que se colaron piezas internas del sistema.</w:t>
+      </w:r>
+    </w:p>
+    <w:p>
+      <w:pPr>
+        <w:spacing w:after="40" w:before="0"/>
+        <w:jc w:val="left"/>
+      </w:pPr>
+      <w:r>
+        <w:rPr>
+          <w:rFonts w:ascii="Calibri" w:hAnsi="Calibri" w:eastAsia="Calibri"/>
+          <w:b/>
+          <w:color w:val="2B2B2B"/>
+          <w:sz w:val="21"/>
+        </w:rPr>
+        <w:t>¿La respuesta correcta siempre es «nube»?</w:t>
+      </w:r>
+    </w:p>
+    <w:p>
+      <w:pPr>
+        <w:spacing w:after="120" w:before="0"/>
+        <w:jc w:val="left"/>
+      </w:pPr>
+      <w:r>
+        <w:rPr>
+          <w:rFonts w:ascii="Calibri" w:hAnsi="Calibri" w:eastAsia="Calibri"/>
+          <w:b w:val="0"/>
+          <w:color w:val="2B2B2B"/>
+          <w:sz w:val="21"/>
+        </w:rPr>
+        <w:t>No se califica la elección: se califican los 4 criterios aplicados a TU dominio y el riesgo que declaras asumir. Un veredicto por on-premise bien sustentado vale lo mismo. Lo que no vale es un veredicto sin riesgo.</w:t>
+      </w:r>
+    </w:p>
+    <w:p>
+      <w:pPr>
+        <w:spacing w:after="40" w:before="0"/>
+        <w:jc w:val="left"/>
+      </w:pPr>
+      <w:r>
+        <w:rPr>
+          <w:rFonts w:ascii="Calibri" w:hAnsi="Calibri" w:eastAsia="Calibri"/>
+          <w:b/>
+          <w:color w:val="2B2B2B"/>
+          <w:sz w:val="21"/>
+        </w:rPr>
+        <w:t>¿Tengo que abrir una cuenta en AWS o Azure?</w:t>
+      </w:r>
+    </w:p>
+    <w:p>
+      <w:pPr>
+        <w:spacing w:after="120" w:before="0"/>
+        <w:jc w:val="left"/>
+      </w:pPr>
+      <w:r>
+        <w:rPr>
+          <w:rFonts w:ascii="Calibri" w:hAnsi="Calibri" w:eastAsia="Calibri"/>
+          <w:b w:val="0"/>
+          <w:color w:val="2B2B2B"/>
+          <w:sz w:val="21"/>
+        </w:rPr>
+        <w:t>No, y ninguna actividad del curso lo va a pedir. Nada de tarjeta de crédito en todo el semestre.</w:t>
+      </w:r>
+    </w:p>
+    <w:p>
+      <w:pPr>
+        <w:spacing w:after="40" w:before="0"/>
+        <w:jc w:val="left"/>
+      </w:pPr>
+      <w:r>
+        <w:rPr>
+          <w:rFonts w:ascii="Calibri" w:hAnsi="Calibri" w:eastAsia="Calibri"/>
+          <w:b/>
+          <w:color w:val="2B2B2B"/>
+          <w:sz w:val="21"/>
+        </w:rPr>
+        <w:t>¿Puedo cambiar de dominio más adelante?</w:t>
+      </w:r>
+    </w:p>
+    <w:p>
+      <w:pPr>
+        <w:spacing w:after="120" w:before="0"/>
+        <w:jc w:val="left"/>
+      </w:pPr>
+      <w:r>
+        <w:rPr>
+          <w:rFonts w:ascii="Calibri" w:hAnsi="Calibri" w:eastAsia="Calibri"/>
+          <w:b w:val="0"/>
+          <w:color w:val="2B2B2B"/>
+          <w:sz w:val="21"/>
+        </w:rPr>
+        <w:t>No. El dominio se cierra hoy y las Clases 4, 7, 11 y 15 reutilizan estos mismos nombres. Si te queda grande, recorta el bloque «fuera de alcance».</w:t>
+      </w:r>
+    </w:p>
+    <w:p>
+      <w:pPr>
+        <w:spacing w:after="120" w:before="240"/>
+        <w:jc w:val="left"/>
+      </w:pPr>
+      <w:r>
+        <w:rPr>
+          <w:rFonts w:ascii="Calibri" w:hAnsi="Calibri" w:eastAsia="Calibri"/>
+          <w:b/>
+          <w:color w:val="095292"/>
+          <w:sz w:val="24"/>
+        </w:rPr>
+        <w:t>10. Entrega</w:t>
       </w:r>
     </w:p>
     <w:p>
@@ -682,7 +877,7 @@
           <w:color w:val="095292"/>
           <w:sz w:val="24"/>
         </w:rPr>
-        <w:t>10. Que vas a resolver en ExamLab</w:t>
+        <w:t>11. Que vas a resolver en ExamLab</w:t>
       </w:r>
     </w:p>
     <w:p>

--- a/Arquitectura de Sistemas Computacionales/Clases/Clase 1 - Introduccion a arquitecturas cloud/Taller Clase 1 — Ficha y boceto CloudLite App.docx
+++ b/Arquitectura de Sistemas Computacionales/Clases/Clase 1 - Introduccion a arquitecturas cloud/Taller Clase 1 — Ficha y boceto CloudLite App.docx
@@ -176,7 +176,7 @@
           <w:color w:val="2B2B2B"/>
           <w:sz w:val="22"/>
         </w:rPr>
-        <w:t>Ficha PI de 6 bloques + C4 Context en Mermaid renderizado en ExamLab (boceto previo en Excalidraw/draw.io)</w:t>
+        <w:t>Ficha PI de 5 bloques + C4 Context en Mermaid renderizado en ExamLab (boceto previo en Excalidraw/draw.io)</w:t>
       </w:r>
     </w:p>
     <w:p>
@@ -236,7 +236,7 @@
           <w:color w:val="2B2B2B"/>
           <w:sz w:val="22"/>
         </w:rPr>
-        <w:t>Plantilla ficha: DOMINIO · PROBLEMA · CAPACIDADES · ACTORES · SISTEMAS EXTERNOS · FUERA DE ALCANCE.</w:t>
+        <w:t>Plantilla ficha (5 bloques): DOMINIO · PROBLEMA · ACTORES (con sus sistemas externos) · CAPACIDADES · FUERA DE ALCANCE.</w:t>
       </w:r>
     </w:p>
     <w:p>
@@ -381,7 +381,7 @@
           <w:color w:val="2B2B2B"/>
           <w:sz w:val="22"/>
         </w:rPr>
-        <w:t>Paso 1: elija un dominio concreto entre AgendaU, BiblioLite, InventarioLab, TurnosClinica o EventosCampus (o uno propio del mismo tamano) y escriba el problema en exactamente 3 frases: quien sufre el problema, como se resuelve hoy sin CloudLite y una cifra medible del dolor (por ejemplo 40 correos por semana para cuadrar 12 asesorias), verificando que en ninguna de las 3 frases aparezca una expresion generica como app de la universidad o red social; el resultado queda en la seccion 1 Dominio y problema del informe del PI.</w:t>
+        <w:t>Paso 1: elija un dominio concreto entre AgendaU, BiblioLite, InventarioLab, TurnosClinica o EventosCampus (o uno propio del mismo tamano) y escriba en la pregunta 1 el problema en 2 o 3 frases, diciendo QUIEN lo sufre con un rol concreto y COMO se mide con una cifra, aunque sea estimada; verifique que su enunciado no sirva igual para cualquier otro sistema, porque entonces el dominio todavia es generico.</w:t>
       </w:r>
     </w:p>
     <w:p>
@@ -396,7 +396,7 @@
           <w:color w:val="2B2B2B"/>
           <w:sz w:val="22"/>
         </w:rPr>
-        <w:t>Paso 2: liste exactamente 4 capacidades con la forma verbo mas objeto de negocio (reservar cita, publicar cupo, cancelar reserva, notificar recordatorio), 3 actores humanos con lo que espera cada uno, 2 o 3 sistemas externos con los que CloudLite intercambia informacion (por ejemplo proveedor de identidad, correo transaccional o pasarela de pagos) y 3 elementos de fuera de alcance, verificando que ninguna capacidad nombre tecnologia (nada de usar PostgreSQL ni desplegar en Docker) y que las 4 capacidades se lean como frases del negocio; queda en la seccion 1 del informe y se pega tal cual en la pregunta 1 de ExamLab.</w:t>
+        <w:t>Paso 2: complete en la pregunta 2 la ficha de cinco bloques (DOMINIO, PROBLEMA, ACTORES, CAPACIDADES, FUERA DE ALCANCE) con 3 a 5 capacidades en la forma verbo mas objeto de negocio, 2 a 3 actores con lo que espera cada uno, los sistemas externos dentro del bloque ACTORES, y lo que el sistema no hara este semestre; verifique que ninguna capacidad nombre tecnologia.</w:t>
       </w:r>
     </w:p>
     <w:p>
@@ -411,7 +411,7 @@
           <w:color w:val="2B2B2B"/>
           <w:sz w:val="22"/>
         </w:rPr>
-        <w:t>Paso 3: dibuje primero el boceto del C4 Context en Excalidraw o draw.io, que es donde se piensa el modelo, y despues pidale a una IA que lo traduzca a Mermaid («convierte este diagrama a Mermaid usando C4Context»); pegue ese codigo en la pregunta de tipo diagrama de ExamLab y verifique que renderice ahi mismo, con exactamente 1 System para CloudLite, 2 Person, 2 System_Ext y 5 relaciones etiquetadas con verbo de negocio y protocolo, verificando en el diagrama ya renderizado que no aparezca ninguna caja interna (ni base de datos ni API ni worker, eso es Clase 4) y que cada flecha se lea en voz alta como una frase completa.</w:t>
+        <w:t>Paso 3: dibuje primero el boceto del C4 Context en Excalidraw o draw.io, que es donde se piensa el modelo, y despues pidale a una IA que lo traduzca a Mermaid («convierta este diagrama a Mermaid usando C4Context»); peguelo en la pregunta 3 y verifique en el diagrama ya renderizado que el sistema sea UNA sola caja, que no aparezca ninguna caja interna (eso es la pregunta 9) y que cada flecha lleve verbo y protocolo.</w:t>
       </w:r>
     </w:p>
     <w:p>
@@ -426,37 +426,7 @@
           <w:color w:val="2B2B2B"/>
           <w:sz w:val="22"/>
         </w:rPr>
-        <w:t>Paso 4: resuelva la tabla comparativa nube frente a on-premise en la pregunta 4, con los 4 criterios en este orden (inversion inicial, tiempo hasta la primera demo, quien opera el sistema operativo y los respaldos, y que pasa el dia del pico de su dominio) y maximo 2 lineas por celda, verificando que cada celda hable de SU dominio y no de teoria general; la estructura es la que se proyecto en clase, resuelta sobre AgendaU.</w:t>
-      </w:r>
-    </w:p>
-    <w:p>
-      <w:pPr>
-        <w:pStyle w:val="ListBullet"/>
-        <w:spacing w:after="40"/>
-      </w:pPr>
-      <w:r>
-        <w:rPr>
-          <w:rFonts w:ascii="Calibri" w:hAnsi="Calibri" w:eastAsia="Calibri"/>
-          <w:b w:val="0"/>
-          <w:color w:val="2B2B2B"/>
-          <w:sz w:val="22"/>
-        </w:rPr>
-        <w:t>Paso 5: cierre esa misma pregunta 4 con el veredicto de 2 frases: (a) que opcion elige para su CloudLite y (b) que riesgo concreto asume al elegirla, verificando que el riesgo este nombrado y no solo insinuado (por ejemplo dependencia del proveedor). Hoy se decide unicamente nube u on-premise: el modelo de servicio (IaaS, PaaS o SaaS) se decide en la Clase 2, y este veredicto es la entrada del ADR-001 de esa clase.</w:t>
-      </w:r>
-    </w:p>
-    <w:p>
-      <w:pPr>
-        <w:pStyle w:val="ListBullet"/>
-        <w:spacing w:after="40"/>
-      </w:pPr>
-      <w:r>
-        <w:rPr>
-          <w:rFonts w:ascii="Calibri" w:hAnsi="Calibri" w:eastAsia="Calibri"/>
-          <w:b w:val="0"/>
-          <w:color w:val="2B2B2B"/>
-          <w:sz w:val="22"/>
-        </w:rPr>
-        <w:t>Paso 6: suba a ExamLab (modulo Talleres) las 5 preguntas resueltas antes del domingo 23:59, verificando antes de enviar que la ficha de la pregunta 1, el diagrama renderizado de la pregunta 2 y el veredicto de la pregunta 4 usen exactamente los mismos nombres de actores y de sistemas externos; si no coinciden, no son el mismo sistema y las Clases 4, 7, 11 y 15 reutilizan esos nombres.</w:t>
+        <w:t>Paso 4: antes de cerrar la sesion, revise que los nombres de actores y de sistemas externos sean EXACTAMENTE los mismos en la ficha y en el diagrama; si no coinciden, no son el mismo sistema, y las preguntas 9 a 11 de esta actividad reutilizan esos nombres. Las preguntas 4 a 11 se resuelven en las Clases 2, 3 y 4: la actividad se entrega completa al cierre del Corte 1, no hoy.</w:t>
       </w:r>
     </w:p>
     <w:p>
@@ -651,6 +621,96 @@
           <w:color w:val="2B2B2B"/>
           <w:sz w:val="21"/>
         </w:rPr>
+        <w:t>¿Esta actividad se entrega hoy?</w:t>
+      </w:r>
+    </w:p>
+    <w:p>
+      <w:pPr>
+        <w:spacing w:after="120" w:before="0"/>
+        <w:jc w:val="left"/>
+      </w:pPr>
+      <w:r>
+        <w:rPr>
+          <w:rFonts w:ascii="Calibri" w:hAnsi="Calibri" w:eastAsia="Calibri"/>
+          <w:b w:val="0"/>
+          <w:color w:val="2B2B2B"/>
+          <w:sz w:val="21"/>
+        </w:rPr>
+        <w:t>No. Es UNA sola actividad para las Clases 1 a 4, con 11 preguntas. Hoy resuelves las preguntas 1, 2 y 3; las demás se resuelven en las clases siguientes y la entrega completa cierra al final del Corte 1. Puedes guardar y volver.</w:t>
+      </w:r>
+    </w:p>
+    <w:p>
+      <w:pPr>
+        <w:spacing w:after="40" w:before="0"/>
+        <w:jc w:val="left"/>
+      </w:pPr>
+      <w:r>
+        <w:rPr>
+          <w:rFonts w:ascii="Calibri" w:hAnsi="Calibri" w:eastAsia="Calibri"/>
+          <w:b/>
+          <w:color w:val="2B2B2B"/>
+          <w:sz w:val="21"/>
+        </w:rPr>
+        <w:t>¿Qué hace que mi dominio sea «concreto» y no genérico?</w:t>
+      </w:r>
+    </w:p>
+    <w:p>
+      <w:pPr>
+        <w:spacing w:after="120" w:before="0"/>
+        <w:jc w:val="left"/>
+      </w:pPr>
+      <w:r>
+        <w:rPr>
+          <w:rFonts w:ascii="Calibri" w:hAnsi="Calibri" w:eastAsia="Calibri"/>
+          <w:b w:val="0"/>
+          <w:color w:val="2B2B2B"/>
+          <w:sz w:val="21"/>
+        </w:rPr>
+        <w:t>Que el problema nombre a quién lo sufre con un rol («el auxiliar de biblioteca») y cómo se mide con una cifra («38 libros devueltos tarde el semestre pasado»). Si tu enunciado sirve igual para cualquier otro sistema, todavía es genérico.</w:t>
+      </w:r>
+    </w:p>
+    <w:p>
+      <w:pPr>
+        <w:spacing w:after="40" w:before="0"/>
+        <w:jc w:val="left"/>
+      </w:pPr>
+      <w:r>
+        <w:rPr>
+          <w:rFonts w:ascii="Calibri" w:hAnsi="Calibri" w:eastAsia="Calibri"/>
+          <w:b/>
+          <w:color w:val="2B2B2B"/>
+          <w:sz w:val="21"/>
+        </w:rPr>
+        <w:t>¿Los sistemas externos van en un bloque aparte de la ficha?</w:t>
+      </w:r>
+    </w:p>
+    <w:p>
+      <w:pPr>
+        <w:spacing w:after="120" w:before="0"/>
+        <w:jc w:val="left"/>
+      </w:pPr>
+      <w:r>
+        <w:rPr>
+          <w:rFonts w:ascii="Calibri" w:hAnsi="Calibri" w:eastAsia="Calibri"/>
+          <w:b w:val="0"/>
+          <w:color w:val="2B2B2B"/>
+          <w:sz w:val="21"/>
+        </w:rPr>
+        <w:t>No. La ficha son cinco bloques y los sistemas externos van DENTRO de ACTORES. Escríbelos ahí antes de dibujar: son los mismos que van a aparecer como `System_Ext` en el diagrama de la pregunta 3.</w:t>
+      </w:r>
+    </w:p>
+    <w:p>
+      <w:pPr>
+        <w:spacing w:after="40" w:before="0"/>
+        <w:jc w:val="left"/>
+      </w:pPr>
+      <w:r>
+        <w:rPr>
+          <w:rFonts w:ascii="Calibri" w:hAnsi="Calibri" w:eastAsia="Calibri"/>
+          <w:b/>
+          <w:color w:val="2B2B2B"/>
+          <w:sz w:val="21"/>
+        </w:rPr>
         <w:t>¿Tengo que escribir el diagrama a mano en Mermaid?</w:t>
       </w:r>
     </w:p>
@@ -696,7 +756,7 @@
           <w:color w:val="2B2B2B"/>
           <w:sz w:val="21"/>
         </w:rPr>
-        <w:t>Porque hoy entregas el nivel Context, donde el sistema es una sola caja negra. La base de datos y la API aparecen en el nivel Container, que es el entregable de la Clase 4.</w:t>
+        <w:t>Porque hoy entregas el nivel Context, donde el sistema es una sola caja negra. La base de datos y la API aparecen en el nivel Container, que es la pregunta 9 de esta misma actividad. Si las dibujas aquí, esa pregunta se queda sin nada nuevo.</w:t>
       </w:r>
     </w:p>
     <w:p>
@@ -741,66 +801,6 @@
           <w:color w:val="2B2B2B"/>
           <w:sz w:val="21"/>
         </w:rPr>
-        <w:t>¿La respuesta correcta siempre es «nube»?</w:t>
-      </w:r>
-    </w:p>
-    <w:p>
-      <w:pPr>
-        <w:spacing w:after="120" w:before="0"/>
-        <w:jc w:val="left"/>
-      </w:pPr>
-      <w:r>
-        <w:rPr>
-          <w:rFonts w:ascii="Calibri" w:hAnsi="Calibri" w:eastAsia="Calibri"/>
-          <w:b w:val="0"/>
-          <w:color w:val="2B2B2B"/>
-          <w:sz w:val="21"/>
-        </w:rPr>
-        <w:t>No se califica la elección: se califican los 4 criterios aplicados a TU dominio y el riesgo que declaras asumir. Un veredicto por on-premise bien sustentado vale lo mismo. Lo que no vale es un veredicto sin riesgo.</w:t>
-      </w:r>
-    </w:p>
-    <w:p>
-      <w:pPr>
-        <w:spacing w:after="40" w:before="0"/>
-        <w:jc w:val="left"/>
-      </w:pPr>
-      <w:r>
-        <w:rPr>
-          <w:rFonts w:ascii="Calibri" w:hAnsi="Calibri" w:eastAsia="Calibri"/>
-          <w:b/>
-          <w:color w:val="2B2B2B"/>
-          <w:sz w:val="21"/>
-        </w:rPr>
-        <w:t>¿Tengo que abrir una cuenta en AWS o Azure?</w:t>
-      </w:r>
-    </w:p>
-    <w:p>
-      <w:pPr>
-        <w:spacing w:after="120" w:before="0"/>
-        <w:jc w:val="left"/>
-      </w:pPr>
-      <w:r>
-        <w:rPr>
-          <w:rFonts w:ascii="Calibri" w:hAnsi="Calibri" w:eastAsia="Calibri"/>
-          <w:b w:val="0"/>
-          <w:color w:val="2B2B2B"/>
-          <w:sz w:val="21"/>
-        </w:rPr>
-        <w:t>No, y ninguna actividad del curso lo va a pedir. Nada de tarjeta de crédito en todo el semestre.</w:t>
-      </w:r>
-    </w:p>
-    <w:p>
-      <w:pPr>
-        <w:spacing w:after="40" w:before="0"/>
-        <w:jc w:val="left"/>
-      </w:pPr>
-      <w:r>
-        <w:rPr>
-          <w:rFonts w:ascii="Calibri" w:hAnsi="Calibri" w:eastAsia="Calibri"/>
-          <w:b/>
-          <w:color w:val="2B2B2B"/>
-          <w:sz w:val="21"/>
-        </w:rPr>
         <w:t>¿Puedo cambiar de dominio más adelante?</w:t>
       </w:r>
     </w:p>
@@ -816,7 +816,7 @@
           <w:color w:val="2B2B2B"/>
           <w:sz w:val="21"/>
         </w:rPr>
-        <w:t>No. El dominio se cierra hoy y las Clases 4, 7, 11 y 15 reutilizan estos mismos nombres. Si te queda grande, recorta el bloque «fuera de alcance».</w:t>
+        <w:t>No. El dominio se cierra hoy y las preguntas 4 a 11 de esta actividad, más las Clases 7, 11 y 15, reutilizan estos mismos nombres. Si te queda grande, recorta el bloque «fuera de alcance».</w:t>
       </w:r>
     </w:p>
     <w:p>
@@ -892,7 +892,7 @@
           <w:color w:val="2B2B2B"/>
           <w:sz w:val="22"/>
         </w:rPr>
-        <w:t>El estudiante sale con el dominio de CloudLite cerrado en una ficha de 6 bloques y con el diagrama C4 Context renderizado dentro de ExamLab, que es la semilla de todos los diagramas del semestre.</w:t>
+        <w:t>Las preguntas 1 a 3 de la actividad del Corte 1, que es una sola para las Clases 1 a 4. El estudiante sale con el dominio de CloudLite cerrado en una ficha de cinco bloques y con el diagrama C4 Context renderizado dentro de ExamLab, que es la semilla de todos los diagramas del semestre.</w:t>
       </w:r>
     </w:p>
     <w:p>
@@ -907,7 +907,7 @@
           <w:color w:val="2B2B2B"/>
           <w:sz w:val="22"/>
         </w:rPr>
-        <w:t>El taller se resuelve y se entrega en ExamLab (https://uniaj.examlab.workers.dev/), en el modulo Talleres. Son 5 preguntas y suman 100 puntos. Lo que sigue es lo que vas a encontrar en cada una, para que sepas de antemano en que forma se responde:</w:t>
+        <w:t>El taller se resuelve y se entrega en ExamLab (https://uniaj.examlab.workers.dev/), en el modulo Talleres. Son 3 preguntas y suman 24 puntos. Lo que sigue es lo que vas a encontrar en cada una, para que sepas de antemano en que forma se responde:</w:t>
       </w:r>
     </w:p>
     <w:p>
@@ -918,7 +918,7 @@
           <w:color w:val="2B2B2B"/>
           <w:sz w:val="22"/>
         </w:rPr>
-        <w:t>Pregunta 1 - Respuesta escrita (20 pts):</w:t>
+        <w:t>Pregunta 1 - Respuesta escrita (6.25 pts):</w:t>
       </w:r>
       <w:r>
         <w:rPr>
@@ -927,7 +927,7 @@
           <w:color w:val="2B2B2B"/>
           <w:sz w:val="22"/>
         </w:rPr>
-        <w:t xml:space="preserve"> Ficha del PI CloudLite App.</w:t>
+        <w:t xml:space="preserve"> Dominio y problema de CloudLite App.</w:t>
       </w:r>
     </w:p>
     <w:p>
@@ -953,7 +953,7 @@
           <w:color w:val="2B2B2B"/>
           <w:sz w:val="22"/>
         </w:rPr>
-        <w:t>Pregunta 2 - Diagrama (Mermaid) (35 pts):</w:t>
+        <w:t>Pregunta 2 - Respuesta escrita (8.75 pts):</w:t>
       </w:r>
       <w:r>
         <w:rPr>
@@ -962,77 +962,7 @@
           <w:color w:val="2B2B2B"/>
           <w:sz w:val="22"/>
         </w:rPr>
-        <w:t xml:space="preserve"> C4 Context de CloudLite App.</w:t>
-      </w:r>
-    </w:p>
-    <w:p>
-      <w:pPr>
-        <w:pStyle w:val="ListBullet"/>
-        <w:spacing w:after="40"/>
-      </w:pPr>
-      <w:r>
-        <w:rPr>
-          <w:rFonts w:ascii="Calibri" w:hAnsi="Calibri" w:eastAsia="Calibri"/>
-          <w:b w:val="0"/>
-          <w:color w:val="2B2B2B"/>
-          <w:sz w:val="22"/>
-        </w:rPr>
-        <w:t>El diagrama se escribe como texto en sintaxis Mermaid y la plataforma lo dibuja al instante: no se sube una imagen. Puedes disenarlo primero a mano en Excalidraw o draw.io y pedirle a una IA que lo traduzca a Mermaid (ver «Del boceto al codigo Mermaid» mas abajo).</w:t>
-      </w:r>
-    </w:p>
-    <w:p>
-      <w:r>
-        <w:rPr>
-          <w:rFonts w:ascii="Calibri" w:hAnsi="Calibri" w:eastAsia="Calibri"/>
-          <w:b/>
-          <w:color w:val="2B2B2B"/>
-          <w:sz w:val="22"/>
-        </w:rPr>
-        <w:t>Pregunta 3 - Seleccion multiple (15 pts):</w:t>
-      </w:r>
-      <w:r>
-        <w:rPr>
-          <w:rFonts w:ascii="Calibri" w:hAnsi="Calibri" w:eastAsia="Calibri"/>
-          <w:b w:val="0"/>
-          <w:color w:val="2B2B2B"/>
-          <w:sz w:val="22"/>
-        </w:rPr>
-        <w:t xml:space="preserve"> Nube y on-premise: que es cierto.</w:t>
-      </w:r>
-    </w:p>
-    <w:p>
-      <w:pPr>
-        <w:pStyle w:val="ListBullet"/>
-        <w:spacing w:after="40"/>
-      </w:pPr>
-      <w:r>
-        <w:rPr>
-          <w:rFonts w:ascii="Calibri" w:hAnsi="Calibri" w:eastAsia="Calibri"/>
-          <w:b w:val="0"/>
-          <w:color w:val="2B2B2B"/>
-          <w:sz w:val="22"/>
-        </w:rPr>
-        <w:t>Varias opciones y mas de una correcta; marque todas las que apliquen.</w:t>
-      </w:r>
-    </w:p>
-    <w:p>
-      <w:r>
-        <w:rPr>
-          <w:rFonts w:ascii="Calibri" w:hAnsi="Calibri" w:eastAsia="Calibri"/>
-          <w:b/>
-          <w:color w:val="2B2B2B"/>
-          <w:sz w:val="22"/>
-        </w:rPr>
-        <w:t>Pregunta 4 - Respuesta escrita (20 pts):</w:t>
-      </w:r>
-      <w:r>
-        <w:rPr>
-          <w:rFonts w:ascii="Calibri" w:hAnsi="Calibri" w:eastAsia="Calibri"/>
-          <w:b w:val="0"/>
-          <w:color w:val="2B2B2B"/>
-          <w:sz w:val="22"/>
-        </w:rPr>
-        <w:t xml:space="preserve"> Nube u on-premise para CloudLite.</w:t>
+        <w:t xml:space="preserve"> Ficha del dominio.</w:t>
       </w:r>
     </w:p>
     <w:p>
@@ -1058,7 +988,7 @@
           <w:color w:val="2B2B2B"/>
           <w:sz w:val="22"/>
         </w:rPr>
-        <w:t>Pregunta 5 - Seleccion unica (10 pts):</w:t>
+        <w:t>Pregunta 3 - Diagrama (Mermaid) (10.0 pts):</w:t>
       </w:r>
       <w:r>
         <w:rPr>
@@ -1067,7 +997,7 @@
           <w:color w:val="2B2B2B"/>
           <w:sz w:val="22"/>
         </w:rPr>
-        <w:t xml:space="preserve"> Nivel del modelo C4.</w:t>
+        <w:t xml:space="preserve"> C4 Context de CloudLite App.</w:t>
       </w:r>
     </w:p>
     <w:p>
@@ -1082,7 +1012,7 @@
           <w:color w:val="2B2B2B"/>
           <w:sz w:val="22"/>
         </w:rPr>
-        <w:t>Varias opciones, una sola correcta.</w:t>
+        <w:t>El diagrama se escribe como texto en sintaxis Mermaid y la plataforma lo dibuja al instante: no se sube una imagen. Puedes disenarlo primero a mano en Excalidraw o draw.io y pedirle a una IA que lo traduzca a Mermaid (ver «Del boceto al codigo Mermaid» mas abajo).</w:t>
       </w:r>
     </w:p>
     <w:p>

--- a/Arquitectura de Sistemas Computacionales/Clases/Clase 1 - Introduccion a arquitecturas cloud/Taller Clase 1 — Ficha y boceto CloudLite App.docx
+++ b/Arquitectura de Sistemas Computacionales/Clases/Clase 1 - Introduccion a arquitecturas cloud/Taller Clase 1 — Ficha y boceto CloudLite App.docx
@@ -411,7 +411,7 @@
           <w:color w:val="2B2B2B"/>
           <w:sz w:val="22"/>
         </w:rPr>
-        <w:t>Paso 3: dibuje primero el boceto del C4 Context en Excalidraw o draw.io, que es donde se piensa el modelo, y despues pidale a una IA que lo traduzca a Mermaid («convierta este diagrama a Mermaid usando C4Context»); peguelo en la pregunta 3 y verifique en el diagrama ya renderizado que el sistema sea UNA sola caja, que no aparezca ninguna caja interna (eso es la pregunta 9) y que cada flecha lleve verbo y protocolo.</w:t>
+        <w:t>Paso 3: dibuje primero el boceto del C4 Context en Excalidraw o draw.io, que es donde se piensa el modelo, y despues pidale a una IA que lo traduzca a Mermaid («convierta este diagrama a Mermaid usando C4Context»); peguelo en la pregunta 3 y verifique en el diagrama ya renderizado que el sistema sea UNA sola caja, que no aparezca ninguna caja interna (eso es la pregunta 13) y que cada flecha lleve verbo y protocolo.</w:t>
       </w:r>
     </w:p>
     <w:p>
@@ -426,7 +426,7 @@
           <w:color w:val="2B2B2B"/>
           <w:sz w:val="22"/>
         </w:rPr>
-        <w:t>Paso 4: antes de cerrar la sesion, revise que los nombres de actores y de sistemas externos sean EXACTAMENTE los mismos en la ficha y en el diagrama; si no coinciden, no son el mismo sistema, y las preguntas 9 a 11 de esta actividad reutilizan esos nombres. Las preguntas 4 a 11 se resuelven en las Clases 2, 3 y 4: la actividad se entrega completa al cierre del Corte 1, no hoy.</w:t>
+        <w:t>Paso 4: elija en la pregunta 4 dos atributos de calidad de los cuatro del curso, escriba por que pesan en SU dominio y como los mediria con un numero y una unidad, y cierre diciendo cual sacrificaria y que gana a cambio; revise ademas que los nombres de actores y de sistemas externos sean EXACTAMENTE los mismos en la ficha y en el diagrama, porque las preguntas 12 a 15 los reutilizan. Las preguntas 5 a 15 se resuelven en las Clases 2, 3 y 4: la actividad se entrega completa al cierre del Corte 1, no hoy.</w:t>
       </w:r>
     </w:p>
     <w:p>
@@ -636,7 +636,7 @@
           <w:color w:val="2B2B2B"/>
           <w:sz w:val="21"/>
         </w:rPr>
-        <w:t>No. Es UNA sola actividad para las Clases 1 a 4, con 11 preguntas. Hoy resuelves las preguntas 1, 2 y 3; las demás se resuelven en las clases siguientes y la entrega completa cierra al final del Corte 1. Puedes guardar y volver.</w:t>
+        <w:t>No. Es UNA sola actividad para las Clases 1 a 4, con 15 preguntas. Hoy resuelves las preguntas 1 a 4; las demás se resuelven en las clases siguientes y la entrega completa cierra al final del Corte 1. Puedes guardar y volver.</w:t>
       </w:r>
     </w:p>
     <w:p>
@@ -756,7 +756,7 @@
           <w:color w:val="2B2B2B"/>
           <w:sz w:val="21"/>
         </w:rPr>
-        <w:t>Porque hoy entregas el nivel Context, donde el sistema es una sola caja negra. La base de datos y la API aparecen en el nivel Container, que es la pregunta 9 de esta misma actividad. Si las dibujas aquí, esa pregunta se queda sin nada nuevo.</w:t>
+        <w:t>Porque hoy entregas el nivel Context, donde el sistema es una sola caja negra. La base de datos y la API aparecen en el nivel Container, que es la pregunta 13 de esta misma actividad. Si las dibujas aquí, esa pregunta se queda sin nada nuevo.</w:t>
       </w:r>
     </w:p>
     <w:p>
@@ -801,6 +801,36 @@
           <w:color w:val="2B2B2B"/>
           <w:sz w:val="21"/>
         </w:rPr>
+        <w:t>En atributos de calidad, ¿puedo decir que los cuatro son importantes?</w:t>
+      </w:r>
+    </w:p>
+    <w:p>
+      <w:pPr>
+        <w:spacing w:after="120" w:before="0"/>
+        <w:jc w:val="left"/>
+      </w:pPr>
+      <w:r>
+        <w:rPr>
+          <w:rFonts w:ascii="Calibri" w:hAnsi="Calibri" w:eastAsia="Calibri"/>
+          <w:b w:val="0"/>
+          <w:color w:val="2B2B2B"/>
+          <w:sz w:val="21"/>
+        </w:rPr>
+        <w:t>No. La pregunta evalúa exactamente lo contrario: que elijas dos, los midas con un número y digas cuál sacrificas. Más disponibilidad exige redundancia y la redundancia cuesta; arquitectura es elegir qué se sacrifica.</w:t>
+      </w:r>
+    </w:p>
+    <w:p>
+      <w:pPr>
+        <w:spacing w:after="40" w:before="0"/>
+        <w:jc w:val="left"/>
+      </w:pPr>
+      <w:r>
+        <w:rPr>
+          <w:rFonts w:ascii="Calibri" w:hAnsi="Calibri" w:eastAsia="Calibri"/>
+          <w:b/>
+          <w:color w:val="2B2B2B"/>
+          <w:sz w:val="21"/>
+        </w:rPr>
         <w:t>¿Puedo cambiar de dominio más adelante?</w:t>
       </w:r>
     </w:p>
@@ -816,7 +846,7 @@
           <w:color w:val="2B2B2B"/>
           <w:sz w:val="21"/>
         </w:rPr>
-        <w:t>No. El dominio se cierra hoy y las preguntas 4 a 11 de esta actividad, más las Clases 7, 11 y 15, reutilizan estos mismos nombres. Si te queda grande, recorta el bloque «fuera de alcance».</w:t>
+        <w:t>No. El dominio se cierra hoy y las preguntas 5 a 15 de esta actividad, más las Clases 7, 11 y 15, reutilizan estos mismos nombres. Si te queda grande, recorta el bloque «fuera de alcance».</w:t>
       </w:r>
     </w:p>
     <w:p>
@@ -892,7 +922,7 @@
           <w:color w:val="2B2B2B"/>
           <w:sz w:val="22"/>
         </w:rPr>
-        <w:t>Las preguntas 1 a 3 de la actividad del Corte 1, que es una sola para las Clases 1 a 4. El estudiante sale con el dominio de CloudLite cerrado en una ficha de cinco bloques y con el diagrama C4 Context renderizado dentro de ExamLab, que es la semilla de todos los diagramas del semestre.</w:t>
+        <w:t>Las preguntas 1 a 4 de la actividad del Corte 1, que es una sola para las Clases 1 a 4. El estudiante sale con el dominio de CloudLite cerrado en una ficha de cinco bloques y con el diagrama C4 Context renderizado dentro de ExamLab, que es la semilla de todos los diagramas del semestre.</w:t>
       </w:r>
     </w:p>
     <w:p>
@@ -907,7 +937,7 @@
           <w:color w:val="2B2B2B"/>
           <w:sz w:val="22"/>
         </w:rPr>
-        <w:t>El taller se resuelve y se entrega en ExamLab (https://uniaj.examlab.workers.dev/), en el modulo Talleres. Son 3 preguntas y suman 24 puntos. Lo que sigue es lo que vas a encontrar en cada una, para que sepas de antemano en que forma se responde:</w:t>
+        <w:t>El taller se resuelve y se entrega en ExamLab (https://uniaj.examlab.workers.dev/), en el modulo Talleres. Son 4 preguntas y suman 25 puntos. Lo que sigue es lo que vas a encontrar en cada una, para que sepas de antemano en que forma se responde:</w:t>
       </w:r>
     </w:p>
     <w:p>
@@ -918,7 +948,7 @@
           <w:color w:val="2B2B2B"/>
           <w:sz w:val="22"/>
         </w:rPr>
-        <w:t>Pregunta 1 - Respuesta escrita (6.25 pts):</w:t>
+        <w:t>Pregunta 1 - Respuesta escrita (5.0 pts):</w:t>
       </w:r>
       <w:r>
         <w:rPr>
@@ -953,7 +983,7 @@
           <w:color w:val="2B2B2B"/>
           <w:sz w:val="22"/>
         </w:rPr>
-        <w:t>Pregunta 2 - Respuesta escrita (8.75 pts):</w:t>
+        <w:t>Pregunta 2 - Respuesta escrita (7.0 pts):</w:t>
       </w:r>
       <w:r>
         <w:rPr>
@@ -988,7 +1018,7 @@
           <w:color w:val="2B2B2B"/>
           <w:sz w:val="22"/>
         </w:rPr>
-        <w:t>Pregunta 3 - Diagrama (Mermaid) (10.0 pts):</w:t>
+        <w:t>Pregunta 3 - Diagrama (Mermaid) (8.0 pts):</w:t>
       </w:r>
       <w:r>
         <w:rPr>
@@ -1013,6 +1043,41 @@
           <w:sz w:val="22"/>
         </w:rPr>
         <w:t>El diagrama se escribe como texto en sintaxis Mermaid y la plataforma lo dibuja al instante: no se sube una imagen. Puedes disenarlo primero a mano en Excalidraw o draw.io y pedirle a una IA que lo traduzca a Mermaid (ver «Del boceto al codigo Mermaid» mas abajo).</w:t>
+      </w:r>
+    </w:p>
+    <w:p>
+      <w:r>
+        <w:rPr>
+          <w:rFonts w:ascii="Calibri" w:hAnsi="Calibri" w:eastAsia="Calibri"/>
+          <w:b/>
+          <w:color w:val="2B2B2B"/>
+          <w:sz w:val="22"/>
+        </w:rPr>
+        <w:t>Pregunta 4 - Respuesta escrita (5.0 pts):</w:t>
+      </w:r>
+      <w:r>
+        <w:rPr>
+          <w:rFonts w:ascii="Calibri" w:hAnsi="Calibri" w:eastAsia="Calibri"/>
+          <w:b w:val="0"/>
+          <w:color w:val="2B2B2B"/>
+          <w:sz w:val="22"/>
+        </w:rPr>
+        <w:t xml:space="preserve"> Atributos de calidad de su CloudLite.</w:t>
+      </w:r>
+    </w:p>
+    <w:p>
+      <w:pPr>
+        <w:pStyle w:val="ListBullet"/>
+        <w:spacing w:after="40"/>
+      </w:pPr>
+      <w:r>
+        <w:rPr>
+          <w:rFonts w:ascii="Calibri" w:hAnsi="Calibri" w:eastAsia="Calibri"/>
+          <w:b w:val="0"/>
+          <w:color w:val="2B2B2B"/>
+          <w:sz w:val="22"/>
+        </w:rPr>
+        <w:t>Un cuadro de texto. Se escribe directamente en la plataforma; no se sube archivo.</w:t>
       </w:r>
     </w:p>
     <w:p>

--- a/Arquitectura de Sistemas Computacionales/Clases/Clase 1 - Introduccion a arquitecturas cloud/Taller Clase 1 — Ficha y boceto CloudLite App.docx
+++ b/Arquitectura de Sistemas Computacionales/Clases/Clase 1 - Introduccion a arquitecturas cloud/Taller Clase 1 — Ficha y boceto CloudLite App.docx
@@ -696,7 +696,7 @@
           <w:color w:val="2B2B2B"/>
           <w:sz w:val="21"/>
         </w:rPr>
-        <w:t>No. La ficha son cinco bloques y los sistemas externos van DENTRO de ACTORES. Escríbelos ahí antes de dibujar: son los mismos que van a aparecer como `System_Ext` en el diagrama de la pregunta 3.</w:t>
+        <w:t>No. La ficha son cinco bloques y los sistemas externos van DENTRO de ACTORES. Escríbelos ahí antes de dibujar: son los mismos que van a aparecer como «System_Ext» en el diagrama de la pregunta 3.</w:t>
       </w:r>
     </w:p>
     <w:p>
@@ -907,7 +907,7 @@
           <w:color w:val="095292"/>
           <w:sz w:val="24"/>
         </w:rPr>
-        <w:t>11. Que vas a resolver en ExamLab</w:t>
+        <w:t>11. Qué vas a resolver en ExamLab</w:t>
       </w:r>
     </w:p>
     <w:p>
@@ -1107,7 +1107,7 @@
           <w:color w:val="2B2B2B"/>
           <w:sz w:val="22"/>
         </w:rPr>
-        <w:t>La pregunta de diagrama NO recibe imagenes: se responde con codigo Mermaid (`C4Context`) que la plataforma dibuja al instante. No tienes que escribirlo de memoria; el camino corto es este:</w:t>
+        <w:t>La pregunta de diagrama NO recibe imagenes: se responde con codigo Mermaid («C4Context») que la plataforma dibuja al instante. No tienes que escribirlo de memoria; el camino corto es este:</w:t>
       </w:r>
     </w:p>
     <w:p>
@@ -1147,7 +1147,7 @@
           <w:color w:val="2B2B2B"/>
           <w:sz w:val="22"/>
         </w:rPr>
-        <w:t xml:space="preserve"> Copia o describe tu boceto a una IA y pidele el codigo Mermaid: «convierte este diagrama a Mermaid usando `C4Context`». Revisa el resultado: la IA acierta la sintaxis, no tu modelo.</w:t>
+        <w:t xml:space="preserve"> Copia o describe tu boceto a una IA y pidele el codigo Mermaid: «convierte este diagrama a Mermaid usando «C4Context»». Revisa el resultado: la IA acierta la sintaxis, no tu modelo.</w:t>
       </w:r>
     </w:p>
     <w:p>

--- a/Arquitectura de Sistemas Computacionales/Clases/Clase 1 - Introduccion a arquitecturas cloud/Taller Clase 1 — Ficha y boceto CloudLite App.docx
+++ b/Arquitectura de Sistemas Computacionales/Clases/Clase 1 - Introduccion a arquitecturas cloud/Taller Clase 1 — Ficha y boceto CloudLite App.docx
@@ -876,7 +876,7 @@
           <w:color w:val="2B2B2B"/>
           <w:sz w:val="22"/>
         </w:rPr>
-        <w:t>Entrega en ExamLab (https://uniaj.examlab.workers.dev/ · módulo Talleres) · domingo 23:59 (regla del Acuerdo). Un envío por estudiante.</w:t>
+        <w:t>Entrega en ExamLab (https://uniaj.examlab.workers.dev/ · módulo Talleres). Las preguntas de hoy son parte de UNA sola actividad, compartida con las Clases 2, 3 y 4: se guarda el avance de hoy y la actividad se entrega completa el domingo 23:59 de la semana de la Clase 4. No hay entrega este domingo. Un envío por estudiante.</w:t>
       </w:r>
     </w:p>
     <w:p>
